--- a/eu-gmp-rag/ausgabe/Anhang 3 Herstellung von Radiopharmaka.docx
+++ b/eu-gmp-rag/ausgabe/Anhang 3 Herstellung von Radiopharmaka.docx
@@ -16,18 +16,11 @@
       </w:r>
     </w:p>
     <w:p>
+      <w:pPr>
+        <w:pStyle w:val="Heading2"/>
+      </w:pPr>
       <w:r>
-        <w:t>Anlage 1 zur Bekanntmachung des Bundesministeriums für Gesundheit zu § 2 Nummer 3 der Arzneimittel- und Wirkstoffherstellungsverordnung vom 6. August 2009 (BAnz. S. 2890)</w:t>
-      </w:r>
-    </w:p>
-    <w:p>
-      <w:r>
-        <w:t>zum EG-Leitfaden der Guten Herstellungspraxis</w:t>
-      </w:r>
-    </w:p>
-    <w:p>
-      <w:r>
-        <w:t>Herstellung von Radiopharmaka Grundsatz</w:t>
+        <w:t>Grundsatz</w:t>
       </w:r>
     </w:p>
     <w:p>
@@ -61,6 +54,9 @@
       </w:r>
     </w:p>
     <w:p>
+      <w:pPr>
+        <w:pStyle w:val="Heading2"/>
+      </w:pPr>
       <w:r>
         <w:t>Einführung</w:t>
       </w:r>
@@ -113,7 +109,7 @@
         <w:pStyle w:val="ListBullet"/>
       </w:pPr>
       <w:r>
-        <w:t>Art der Herstellung: Radiopharmaka PET Radiopharmaka Radioaktive Vorstufen (Präkursor); Nicht - GMP *: in Reaktoren oder einem Zyklotron stattfindende Herstellungs- prozesse; GMP Teil II &amp; I (ansteigend) einschließlich rele- vanter Anhänge: Chemische Synthese; Reini- gungs- Schritte; Formulierung und Zuberei- tung; Aseptische Herstellung oder End- sterilisation.</w:t>
+        <w:t>Art der Herstellung: Radiopharmaka PET Radiopharmaka Radioaktive Vorstufen (Präkursor); Nicht - GMP *: in Reaktoren oder einem Zyklotron stattfindende Herstellungsprozesse; GMP Teil II &amp; I (ansteigend) einschließlich relevanter Anhänge: Chemische Synthese, ReinigungsSchritte, Formulierung und Zubereitung, Aseptische Herstellung oder Endsterilisation.</w:t>
       </w:r>
     </w:p>
     <w:p>
@@ -121,7 +117,7 @@
         <w:pStyle w:val="ListBullet"/>
       </w:pPr>
       <w:r>
-        <w:t>Art der Herstellung: Radionuklid- Generatoren; Nicht - GMP *: in Reaktoren oder einem Zyklotron stattfindende Herstellungs- prozesse; GMP Teil II &amp; I (ansteigend) einschließlich rele- vanter Anhänge: Verarbeitung.</w:t>
+        <w:t>Art der Herstellung: RadionuklidGeneratoren; Nicht - GMP *: in Reaktoren oder einem Zyklotron stattfindende Herstellungsprozesse; GMP Teil II &amp; I (ansteigend) einschließlich relevanter Anhänge: Verarbeitung.</w:t>
       </w:r>
     </w:p>
     <w:p>
@@ -150,6 +146,9 @@
       </w:r>
     </w:p>
     <w:p>
+      <w:pPr>
+        <w:pStyle w:val="Heading2"/>
+      </w:pPr>
       <w:r>
         <w:t>Klinische Prüfungen</w:t>
       </w:r>
@@ -160,6 +159,9 @@
       </w:r>
     </w:p>
     <w:p>
+      <w:pPr>
+        <w:pStyle w:val="Heading2"/>
+      </w:pPr>
       <w:r>
         <w:t>Qualitätssicherung</w:t>
       </w:r>
@@ -185,6 +187,9 @@
       </w:r>
     </w:p>
     <w:p>
+      <w:pPr>
+        <w:pStyle w:val="Heading2"/>
+      </w:pPr>
       <w:r>
         <w:t>Personal</w:t>
       </w:r>
@@ -205,8 +210,19 @@
       </w:r>
     </w:p>
     <w:p>
+      <w:pPr>
+        <w:pStyle w:val="Heading2"/>
+      </w:pPr>
       <w:r>
-        <w:t>Räume und Einrichtungen Allgemeines</w:t>
+        <w:t>Räume und Einrichtungen</w:t>
+      </w:r>
+    </w:p>
+    <w:p>
+      <w:pPr>
+        <w:pStyle w:val="Heading2"/>
+      </w:pPr>
+      <w:r>
+        <w:t>Allgemeines</w:t>
       </w:r>
     </w:p>
     <w:p>
@@ -255,6 +271,9 @@
       </w:r>
     </w:p>
     <w:p>
+      <w:pPr>
+        <w:pStyle w:val="Heading2"/>
+      </w:pPr>
       <w:r>
         <w:t>Sterilherstellung</w:t>
       </w:r>
@@ -271,12 +290,7 @@
     </w:p>
     <w:p>
       <w:r>
-        <w:t>27. Im Falle der Verwendung geschlossener und automatisierter Systeme (zur chemischen Synthese, Reinigung, on-line Sterilfiltration) sollte eine Umgebung der Reinheitsklasse C</w:t>
-      </w:r>
-    </w:p>
-    <w:p>
-      <w:r>
-        <w:t>(z. B. in der Heißzelle) ausreichend sein. Geschlossene Heißzellen sollten bei gefilterter Luftzufuhr einen hohen Grad an Luftreinheit erreichen. Aseptische Herstellungsaktivitäten müssen in einer Umgebung der Reinheitsklasse A ausgeführt werden.</w:t>
+        <w:t>27. Im Falle der Verwendung geschlossener und automatisierter Systeme (zur chemischen Synthese, Reinigung, on-line Sterilfiltration) sollte eine Umgebung der Reinheitsklasse C (z. B. in der Heißzelle) ausreichend sein. Geschlossene Heißzellen sollten bei gefilterter Luftzufuhr einen hohen Grad an Luftreinheit erreichen. Aseptische Herstellungsaktivitäten müssen in einer Umgebung der Reinheitsklasse A ausgeführt werden.</w:t>
       </w:r>
     </w:p>
     <w:p>
@@ -285,6 +299,9 @@
       </w:r>
     </w:p>
     <w:p>
+      <w:pPr>
+        <w:pStyle w:val="Heading2"/>
+      </w:pPr>
       <w:r>
         <w:t>Dokumentation</w:t>
       </w:r>
@@ -315,6 +332,9 @@
       </w:r>
     </w:p>
     <w:p>
+      <w:pPr>
+        <w:pStyle w:val="Heading2"/>
+      </w:pPr>
       <w:r>
         <w:t>Produktion</w:t>
       </w:r>
@@ -345,6 +365,9 @@
       </w:r>
     </w:p>
     <w:p>
+      <w:pPr>
+        <w:pStyle w:val="Heading2"/>
+      </w:pPr>
       <w:r>
         <w:t>Qualitätskontrolle</w:t>
       </w:r>
@@ -405,6 +428,9 @@
       </w:r>
     </w:p>
     <w:p>
+      <w:pPr>
+        <w:pStyle w:val="Heading2"/>
+      </w:pPr>
       <w:r>
         <w:t>Referenzproben und Rückstellmuster</w:t>
       </w:r>
@@ -425,13 +451,24 @@
       </w:r>
     </w:p>
     <w:p>
+      <w:pPr>
+        <w:pStyle w:val="Heading2"/>
+      </w:pPr>
       <w:r>
         <w:t>Vertrieb</w:t>
       </w:r>
     </w:p>
     <w:p>
       <w:r>
-        <w:t>51. Der Vertrieb des Endprodukts ist, bevor alle erforderlichen Testergebnisse vorliegen, unter kontrollierten Bedingungen für Radiopharmaka akzeptabel, vorausgesetzt das Produkt wird in der Nuklearmedizinischen Einrichtung erst angewendet, nachdem es von einer dafür vorgesehenen Person aufgrund von zufrieden stellenden Testergebnissen für die Anwendung freigegeben wurde. Glossar</w:t>
+        <w:t>51. Der Vertrieb des Endprodukts ist, bevor alle erforderlichen Testergebnisse vorliegen, unter kontrollierten Bedingungen für Radiopharmaka akzeptabel, vorausgesetzt das Produkt wird in der Nuklearmedizinischen Einrichtung erst angewendet, nachdem es von einer dafür vorgesehenen Person aufgrund von zufrieden stellenden Testergebnissen für die Anwendung freigegeben wurde.</w:t>
+      </w:r>
+    </w:p>
+    <w:p>
+      <w:pPr>
+        <w:pStyle w:val="Heading2"/>
+      </w:pPr>
+      <w:r>
+        <w:t>Glossar</w:t>
       </w:r>
     </w:p>
     <w:p>
